--- a/data/revised_2026-10_full/tracked/v2/Maths/SS3.3_Vectors_I/Mathematics_Vectors_I_FinalExplanation_TeacherKey_TRACKED.docx
+++ b/data/revised_2026-10_full/tracked/v2/Maths/SS3.3_Vectors_I/Mathematics_Vectors_I_FinalExplanation_TeacherKey_TRACKED.docx
@@ -329,7 +329,7 @@
               </w:rPr>
               <w:t xml:space="preserve">(a) Name two quantities from the ferry story. Say which is a scalar and which is a vector, and explain how you decided. (b) Give one more example of a scalar and one more example of a vector from Kenyan life (for example Kericho, Mombasa or a matatu trip from Nairobi to Nakuru). (c) The captain said, 'My engine pointed at Mbita, so I should have arrived at Mbita.' Using the words scalar and vector, explain what </w:t>
             </w:r>
-            <w:del w:id="9001" w:author="Claude (AI) - proposed" w:date="2026-10-15T12:58:24Z">
+            <w:del w:id="9001" w:author="Claude (AI) - proposed" w:date="2026-10-18T00:31:33Z">
               <w:r>
                 <w:rPr>
                   <w:rFonts w:ascii="Arial" w:cs="Arial" w:eastAsia="Arial" w:hAnsi="Arial"/>
@@ -344,7 +344,7 @@
                 <w:delText xml:space="preserve">the captain forgot</w:delText>
               </w:r>
             </w:del>
-            <w:ins w:id="9002" w:author="Claude (AI) - proposed" w:date="2026-10-15T12:58:24Z">
+            <w:ins w:id="9002" w:author="Claude (AI) - proposed" w:date="2026-10-18T00:31:33Z">
               <w:r>
                 <w:rPr>
                   <w:rFonts w:ascii="Arial" w:cs="Arial" w:eastAsia="Arial" w:hAnsi="Arial"/>
@@ -405,7 +405,7 @@
               </w:rPr>
               <w:t xml:space="preserve">(a) The engine speed of 20 km/h </w:t>
             </w:r>
-            <w:del w:id="9003" w:author="Claude (AI) - proposed" w:date="2026-10-15T12:58:24Z">
+            <w:del w:id="9003" w:author="Claude (AI) - proposed" w:date="2026-10-18T00:31:33Z">
               <w:r>
                 <w:rPr>
                   <w:rFonts w:ascii="Arial" w:cs="Arial" w:eastAsia="Arial" w:hAnsi="Arial"/>
@@ -420,7 +420,7 @@
                 <w:delText xml:space="preserve">is a quantity with magnitude only if we ignore where it points, so on its own</w:delText>
               </w:r>
             </w:del>
-            <w:ins w:id="9004" w:author="Claude (AI) - proposed" w:date="2026-10-15T12:58:24Z">
+            <w:ins w:id="9004" w:author="Claude (AI) - proposed" w:date="2026-10-18T00:31:33Z">
               <w:r>
                 <w:rPr>
                   <w:rFonts w:ascii="Arial" w:cs="Arial" w:eastAsia="Arial" w:hAnsi="Arial"/>
@@ -448,7 +448,7 @@
               </w:rPr>
               <w:t xml:space="preserve"> it is a scalar. The engine </w:t>
             </w:r>
-            <w:del w:id="9005" w:author="Claude (AI) - proposed" w:date="2026-10-15T12:58:24Z">
+            <w:del w:id="9005" w:author="Claude (AI) - proposed" w:date="2026-10-18T00:31:33Z">
               <w:r>
                 <w:rPr>
                   <w:rFonts w:ascii="Arial" w:cs="Arial" w:eastAsia="Arial" w:hAnsi="Arial"/>
@@ -463,7 +463,7 @@
                 <w:delText xml:space="preserve">thrust pointing east at</w:delText>
               </w:r>
             </w:del>
-            <w:ins w:id="9006" w:author="Claude (AI) - proposed" w:date="2026-10-15T12:58:24Z">
+            <w:ins w:id="9006" w:author="Claude (AI) - proposed" w:date="2026-10-18T00:31:33Z">
               <w:r>
                 <w:rPr>
                   <w:rFonts w:ascii="Arial" w:cs="Arial" w:eastAsia="Arial" w:hAnsi="Arial"/>
@@ -491,7 +491,7 @@
               </w:rPr>
               <w:t xml:space="preserve"> 20 km/h</w:t>
             </w:r>
-            <w:ins w:id="9007" w:author="Claude (AI) - proposed" w:date="2026-10-15T12:58:24Z">
+            <w:ins w:id="9007" w:author="Claude (AI) - proposed" w:date="2026-10-18T00:31:33Z">
               <w:r>
                 <w:rPr>
                   <w:rFonts w:ascii="Arial" w:cs="Arial" w:eastAsia="Arial" w:hAnsi="Arial"/>
@@ -519,7 +519,7 @@
               </w:rPr>
               <w:t xml:space="preserve"> is a vector, and so is the current</w:t>
             </w:r>
-            <w:del w:id="9008" w:author="Claude (AI) - proposed" w:date="2026-10-15T12:58:24Z">
+            <w:del w:id="9008" w:author="Claude (AI) - proposed" w:date="2026-10-18T00:31:33Z">
               <w:r>
                 <w:rPr>
                   <w:rFonts w:ascii="Arial" w:cs="Arial" w:eastAsia="Arial" w:hAnsi="Arial"/>
@@ -534,7 +534,7 @@
                 <w:delText xml:space="preserve"> pushing south at</w:delText>
               </w:r>
             </w:del>
-            <w:ins w:id="9009" w:author="Claude (AI) - proposed" w:date="2026-10-15T12:58:24Z">
+            <w:ins w:id="9009" w:author="Claude (AI) - proposed" w:date="2026-10-18T00:31:33Z">
               <w:r>
                 <w:rPr>
                   <w:rFonts w:ascii="Arial" w:cs="Arial" w:eastAsia="Arial" w:hAnsi="Arial"/>
@@ -562,7 +562,7 @@
               </w:rPr>
               <w:t xml:space="preserve"> 8 km/h</w:t>
             </w:r>
-            <w:ins w:id="9010" w:author="Claude (AI) - proposed" w:date="2026-10-15T12:58:24Z">
+            <w:ins w:id="9010" w:author="Claude (AI) - proposed" w:date="2026-10-18T00:31:33Z">
               <w:r>
                 <w:rPr>
                   <w:rFonts w:ascii="Arial" w:cs="Arial" w:eastAsia="Arial" w:hAnsi="Arial"/>
@@ -590,7 +590,7 @@
               </w:rPr>
               <w:t xml:space="preserve">, because each has magnitude and direction. The distance of 60 km is a scalar. The displacement from Kisumu to Mbita</w:t>
             </w:r>
-            <w:ins w:id="9011" w:author="Claude (AI) - proposed" w:date="2026-10-15T12:58:24Z">
+            <w:ins w:id="9011" w:author="Claude (AI) - proposed" w:date="2026-10-18T00:31:33Z">
               <w:r>
                 <w:rPr>
                   <w:rFonts w:ascii="Arial" w:cs="Arial" w:eastAsia="Arial" w:hAnsi="Arial"/>
@@ -618,7 +618,7 @@
               </w:rPr>
               <w:t xml:space="preserve"> is a vector. I decide by asking: do I need a direction to describe it completely? (b) Scalar: the temperature in Kericho, e.g. 18 °C. Vector: the wind from Mombasa blowing at 15 km/h towards the north-west, or the displacement from Nairobi to Nakuru in a particular direction. (c) </w:t>
             </w:r>
-            <w:del w:id="9012" w:author="Claude (AI) - proposed" w:date="2026-10-15T12:58:24Z">
+            <w:del w:id="9012" w:author="Claude (AI) - proposed" w:date="2026-10-18T00:31:33Z">
               <w:r>
                 <w:rPr>
                   <w:rFonts w:ascii="Arial" w:cs="Arial" w:eastAsia="Arial" w:hAnsi="Arial"/>
@@ -633,7 +633,7 @@
                 <w:delText xml:space="preserve">The captain treated the ferry's motion as only a speed (a scalar)</w:delText>
               </w:r>
             </w:del>
-            <w:ins w:id="9013" w:author="Claude (AI) - proposed" w:date="2026-10-15T12:58:24Z">
+            <w:ins w:id="9013" w:author="Claude (AI) - proposed" w:date="2026-10-18T00:31:33Z">
               <w:r>
                 <w:rPr>
                   <w:rFonts w:ascii="Arial" w:cs="Arial" w:eastAsia="Arial" w:hAnsi="Arial"/>
@@ -758,7 +758,7 @@
               </w:rPr>
               <w:t xml:space="preserve">(a) Write the engine thrust and the lake current as column vectors, using east as the positive horizontal direction and north as the positive vertical direction. (b) Write the position vector of Mbita relative to Kisumu port (the origin) for the captain's intended journey of 60 km east. (c) Add the engine and current column vectors to find the resultant vector. (d) Describe how you would show this addition using the triangle law, and say how the parallelogram law gives the same result. (e) Explain why the resultant vector has a negative bottom entry.</w:t>
             </w:r>
-            <w:ins w:id="9014" w:author="Claude (AI) - proposed" w:date="2026-10-15T12:58:24Z">
+            <w:ins w:id="9014" w:author="Claude (AI) - proposed" w:date="2026-10-18T00:31:33Z">
               <w:r>
                 <w:rPr>
                   <w:rFonts w:ascii="Arial" w:cs="Arial" w:eastAsia="Arial" w:hAnsi="Arial"/>
@@ -806,7 +806,7 @@
               </w:rPr>
               <w:t xml:space="preserve">(a) Engine thrust = (20, 0). Current = (0, −8). (b) Mbita is 60 km east and 0 km north or south of Kisumu, so its position vector is (60, 0). (c) Resultant = (20, 0) + (0, −8) = (20, −8) km/h, adding the top entries and the bottom entries separately. (d) Triangle law: draw the engine arrow 20 units east, then draw the current arrow starting at the tip of the engine arrow, 8 units south (tip to tail). The resultant goes from the start of the first arrow to the tip of the second. Parallelogram law: draw both arrows from the same starting point, complete the parallelogram, and the diagonal from that point is the resultant. Both give the same arrow, (20, −8). (e) The current acts southward, which is the negative vertical direction. The bottom entry of the resultant records this downward push, so the ferry's real path has a southward part, unlike the intended path (60, 0), which has none.</w:t>
             </w:r>
-            <w:ins w:id="9015" w:author="Claude (AI) - proposed" w:date="2026-10-15T12:58:24Z">
+            <w:ins w:id="9015" w:author="Claude (AI) - proposed" w:date="2026-10-18T00:31:33Z">
               <w:r>
                 <w:rPr>
                   <w:rFonts w:ascii="Arial" w:cs="Arial" w:eastAsia="Arial" w:hAnsi="Arial"/>
@@ -918,7 +918,7 @@
               </w:rPr>
               <w:t xml:space="preserve">(a) Calculate the magnitude of the resultant vector. Show the formula you use and give your answer to 1 decimal place. (b) Calculate the angle between the resultant path and due east, and state it in words such as 'south of east'. (c) The ferry needs 3 hours to cover 60 km at its engine speed of 20 km/h. Calculate how far south the current pushes it in that time. (d) A classmate says: 'The ferry's speed over the lake is 20 + 8 = 28 km/h.' Explain why this is wrong.</w:t>
             </w:r>
-            <w:ins w:id="9016" w:author="Claude (AI) - proposed" w:date="2026-10-15T12:58:24Z">
+            <w:ins w:id="9016" w:author="Claude (AI) - proposed" w:date="2026-10-18T00:31:33Z">
               <w:r>
                 <w:rPr>
                   <w:rFonts w:ascii="Arial" w:cs="Arial" w:eastAsia="Arial" w:hAnsi="Arial"/>
@@ -966,7 +966,7 @@
               </w:rPr>
               <w:t xml:space="preserve">(a) The east and south components are perpendicular, so they form a right-angled triangle and I use Pythagoras: |R| = √(20² + 8²) = √(400 + 64) = √464 ≈ 21.5 km/h. (b) tan θ = 8/20, so θ = arctan(0.4) ≈ 21.8°. The ferry travels about 21.8° south of east (a bearing of about 111.8°). (c) Drift south = 8 km/h × 3 h = 24 km. The ferry lands about 24 km south of the point it was aiming for. (d) Adding 20 and 8 would only be correct if both pushes were in the same direction. Here they are at right angles, so they are the two legs of a right-angled triangle and the resultant is the hypotenuse. Direction forces us to use squares and a square root, giving about 21.5 km/h, which is less than 28 km/h.</w:t>
             </w:r>
-            <w:ins w:id="9017" w:author="Claude (AI) - proposed" w:date="2026-10-15T12:58:24Z">
+            <w:ins w:id="9017" w:author="Claude (AI) - proposed" w:date="2026-10-18T00:31:33Z">
               <w:r>
                 <w:rPr>
                   <w:rFonts w:ascii="Arial" w:cs="Arial" w:eastAsia="Arial" w:hAnsi="Arial"/>
@@ -1078,7 +1078,7 @@
               </w:rPr>
               <w:t xml:space="preserve">(a) Suppose a ferry has landed at a wrong point L and needs to reach the intended point M. Explain in words how you find the correction vector from L to M using position vectors. (b) Explain what the negative of a vector is, and what you get when you add a vector to its negative. (c) The captain wants to keep the engine speed at 20 km/h but </w:t>
             </w:r>
-            <w:del w:id="9018" w:author="Claude (AI) - proposed" w:date="2026-10-15T12:58:24Z">
+            <w:del w:id="9018" w:author="Claude (AI) - proposed" w:date="2026-10-18T00:31:33Z">
               <w:r>
                 <w:rPr>
                   <w:rFonts w:ascii="Arial" w:cs="Arial" w:eastAsia="Arial" w:hAnsi="Arial"/>
@@ -1093,7 +1093,7 @@
                 <w:delText xml:space="preserve">tilt the heading north of east so that the northward part of</w:delText>
               </w:r>
             </w:del>
-            <w:ins w:id="9019" w:author="Claude (AI) - proposed" w:date="2026-10-15T12:58:24Z">
+            <w:ins w:id="9019" w:author="Claude (AI) - proposed" w:date="2026-10-18T00:31:33Z">
               <w:r>
                 <w:rPr>
                   <w:rFonts w:ascii="Arial" w:cs="Arial" w:eastAsia="Arial" w:hAnsi="Arial"/>
@@ -1121,7 +1121,7 @@
               </w:rPr>
               <w:t xml:space="preserve"> the engine velocity </w:t>
             </w:r>
-            <w:del w:id="9020" w:author="Claude (AI) - proposed" w:date="2026-10-15T12:58:24Z">
+            <w:del w:id="9020" w:author="Claude (AI) - proposed" w:date="2026-10-18T00:31:33Z">
               <w:r>
                 <w:rPr>
                   <w:rFonts w:ascii="Arial" w:cs="Arial" w:eastAsia="Arial" w:hAnsi="Arial"/>
@@ -1136,7 +1136,7 @@
                 <w:delText xml:space="preserve">exactly cancels the southward current</w:delText>
               </w:r>
             </w:del>
-            <w:ins w:id="9021" w:author="Claude (AI) - proposed" w:date="2026-10-15T12:58:24Z">
+            <w:ins w:id="9021" w:author="Claude (AI) - proposed" w:date="2026-10-18T00:31:33Z">
               <w:r>
                 <w:rPr>
                   <w:rFonts w:ascii="Arial" w:cs="Arial" w:eastAsia="Arial" w:hAnsi="Arial"/>
@@ -1164,7 +1164,7 @@
               </w:rPr>
               <w:t xml:space="preserve">. Find the angle north of east for the heading</w:t>
             </w:r>
-            <w:ins w:id="9022" w:author="Claude (AI) - proposed" w:date="2026-10-15T12:58:24Z">
+            <w:ins w:id="9022" w:author="Claude (AI) - proposed" w:date="2026-10-18T00:31:33Z">
               <w:r>
                 <w:rPr>
                   <w:rFonts w:ascii="Arial" w:cs="Arial" w:eastAsia="Arial" w:hAnsi="Arial"/>
@@ -1225,7 +1225,7 @@
               </w:rPr>
               <w:t xml:space="preserve">(a) The correction vector from L to M is the position vector of M minus the position vector of L. I subtract the top entries and the bottom entries separately, which is the same as adding the negative of the position vector of L. (b) The negative of a vector has the same magnitude but the opposite direction. Adding a vector to its negative gives the zero vector, which means no net displacement, like a round trip. (c) </w:t>
             </w:r>
-            <w:del w:id="9023" w:author="Claude (AI) - proposed" w:date="2026-10-15T12:58:24Z">
+            <w:del w:id="9023" w:author="Claude (AI) - proposed" w:date="2026-10-18T00:31:33Z">
               <w:r>
                 <w:rPr>
                   <w:rFonts w:ascii="Arial" w:cs="Arial" w:eastAsia="Arial" w:hAnsi="Arial"/>
@@ -1240,7 +1240,7 @@
                 <w:delText xml:space="preserve">The</w:delText>
               </w:r>
             </w:del>
-            <w:ins w:id="9024" w:author="Claude (AI) - proposed" w:date="2026-10-15T12:58:24Z">
+            <w:ins w:id="9024" w:author="Claude (AI) - proposed" w:date="2026-10-18T00:31:33Z">
               <w:r>
                 <w:rPr>
                   <w:rFonts w:ascii="Arial" w:cs="Arial" w:eastAsia="Arial" w:hAnsi="Arial"/>
@@ -1268,7 +1268,7 @@
               </w:rPr>
               <w:t xml:space="preserve"> northward part of the engine velocity must equal the southward current of 8 km/h. If θ is the angle north of east, then 20 sin θ = 8, so sin θ = 0.4 and θ ≈ 23.6°. The </w:t>
             </w:r>
-            <w:ins w:id="9025" w:author="Claude (AI) - proposed" w:date="2026-10-15T12:58:24Z">
+            <w:ins w:id="9025" w:author="Claude (AI) - proposed" w:date="2026-10-18T00:31:33Z">
               <w:r>
                 <w:rPr>
                   <w:rFonts w:ascii="Arial" w:cs="Arial" w:eastAsia="Arial" w:hAnsi="Arial"/>
@@ -1296,7 +1296,7 @@
               </w:rPr>
               <w:t xml:space="preserve">captain should point the ferry about 23.6° north of east (a bearing of about 066.4°), not due east</w:t>
             </w:r>
-            <w:del w:id="9026" w:author="Claude (AI) - proposed" w:date="2026-10-15T12:58:24Z">
+            <w:del w:id="9026" w:author="Claude (AI) - proposed" w:date="2026-10-18T00:31:33Z">
               <w:r>
                 <w:rPr>
                   <w:rFonts w:ascii="Arial" w:cs="Arial" w:eastAsia="Arial" w:hAnsi="Arial"/>
@@ -1324,7 +1324,7 @@
               </w:rPr>
               <w:t xml:space="preserve">, and the ferry's path is </w:t>
             </w:r>
-            <w:ins w:id="9027" w:author="Claude (AI) - proposed" w:date="2026-10-15T12:58:24Z">
+            <w:ins w:id="9027" w:author="Claude (AI) - proposed" w:date="2026-10-18T00:31:33Z">
               <w:r>
                 <w:rPr>
                   <w:rFonts w:ascii="Arial" w:cs="Arial" w:eastAsia="Arial" w:hAnsi="Arial"/>
@@ -1352,7 +1352,7 @@
               </w:rPr>
               <w:t xml:space="preserve">directed towards Mbita. The captain </w:t>
             </w:r>
-            <w:del w:id="9028" w:author="Claude (AI) - proposed" w:date="2026-10-15T12:58:24Z">
+            <w:del w:id="9028" w:author="Claude (AI) - proposed" w:date="2026-10-18T00:31:33Z">
               <w:r>
                 <w:rPr>
                   <w:rFonts w:ascii="Arial" w:cs="Arial" w:eastAsia="Arial" w:hAnsi="Arial"/>
@@ -1367,7 +1367,7 @@
                 <w:delText xml:space="preserve">pre-compensates</w:delText>
               </w:r>
             </w:del>
-            <w:ins w:id="9029" w:author="Claude (AI) - proposed" w:date="2026-10-15T12:58:24Z">
+            <w:ins w:id="9029" w:author="Claude (AI) - proposed" w:date="2026-10-18T00:31:33Z">
               <w:r>
                 <w:rPr>
                   <w:rFonts w:ascii="Arial" w:cs="Arial" w:eastAsia="Arial" w:hAnsi="Arial"/>
@@ -1395,7 +1395,7 @@
               </w:rPr>
               <w:t xml:space="preserve"> for the current instead of </w:t>
             </w:r>
-            <w:del w:id="9030" w:author="Claude (AI) - proposed" w:date="2026-10-15T12:58:24Z">
+            <w:del w:id="9030" w:author="Claude (AI) - proposed" w:date="2026-10-18T00:31:33Z">
               <w:r>
                 <w:rPr>
                   <w:rFonts w:ascii="Arial" w:cs="Arial" w:eastAsia="Arial" w:hAnsi="Arial"/>
@@ -1410,7 +1410,7 @@
                 <w:delText xml:space="preserve">ignoring it</w:delText>
               </w:r>
             </w:del>
-            <w:ins w:id="9031" w:author="Claude (AI) - proposed" w:date="2026-10-15T12:58:24Z">
+            <w:ins w:id="9031" w:author="Claude (AI) - proposed" w:date="2026-10-18T00:31:33Z">
               <w:r>
                 <w:rPr>
                   <w:rFonts w:ascii="Arial" w:cs="Arial" w:eastAsia="Arial" w:hAnsi="Arial"/>
@@ -1568,7 +1568,7 @@
               </w:rPr>
               <w:t xml:space="preserve">(a) New current = 2 × (0, −8) = (0, −16). It is parallel to the original current because it is a scalar multiple of it (k = 2). Same direction, bigger magnitude. (b) Resultant = (20, 0) + (0, −16) = (20, −16) km/h. Magnitude = √(20² + 16²) = √(400 + 256) = √656 ≈ 25.6 km/h. The ferry would drift south twice as fast, so over 3 hours it would be pushed 16 × 3 = 48 km south, twice as far as before. (c) The ferry missed Mbita because </w:t>
             </w:r>
-            <w:del w:id="9032" w:author="Claude (AI) - proposed" w:date="2026-10-15T12:58:24Z">
+            <w:del w:id="9032" w:author="Claude (AI) - proposed" w:date="2026-10-18T00:31:33Z">
               <w:r>
                 <w:rPr>
                   <w:rFonts w:ascii="Arial" w:cs="Arial" w:eastAsia="Arial" w:hAnsi="Arial"/>
@@ -1583,7 +1583,7 @@
                 <w:delText xml:space="preserve">the captain treated the journey as a</w:delText>
               </w:r>
             </w:del>
-            <w:ins w:id="9033" w:author="Claude (AI) - proposed" w:date="2026-10-15T12:58:24Z">
+            <w:ins w:id="9033" w:author="Claude (AI) - proposed" w:date="2026-10-18T00:31:33Z">
               <w:r>
                 <w:rPr>
                   <w:rFonts w:ascii="Arial" w:cs="Arial" w:eastAsia="Arial" w:hAnsi="Arial"/>
@@ -1611,7 +1611,7 @@
               </w:rPr>
               <w:t xml:space="preserve"> speed pointing east</w:t>
             </w:r>
-            <w:del w:id="9034" w:author="Claude (AI) - proposed" w:date="2026-10-15T12:58:24Z">
+            <w:del w:id="9034" w:author="Claude (AI) - proposed" w:date="2026-10-18T00:31:33Z">
               <w:r>
                 <w:rPr>
                   <w:rFonts w:ascii="Arial" w:cs="Arial" w:eastAsia="Arial" w:hAnsi="Arial"/>
@@ -1626,7 +1626,7 @@
                 <w:delText xml:space="preserve">, a scalar idea, but</w:delText>
               </w:r>
             </w:del>
-            <w:ins w:id="9035" w:author="Claude (AI) - proposed" w:date="2026-10-15T12:58:24Z">
+            <w:ins w:id="9035" w:author="Claude (AI) - proposed" w:date="2026-10-18T00:31:33Z">
               <w:r>
                 <w:rPr>
                   <w:rFonts w:ascii="Arial" w:cs="Arial" w:eastAsia="Arial" w:hAnsi="Arial"/>
@@ -1907,7 +1907,7 @@
               <w:spacing w:after="40" w:before="0"/>
               <w:jc w:val="left"/>
             </w:pPr>
-            <w:ins w:id="9036" w:author="Claude (AI) - proposed" w:date="2026-10-15T12:58:24Z">
+            <w:ins w:id="9036" w:author="Claude (AI) - proposed" w:date="2026-10-18T00:31:33Z">
               <w:r>
                 <w:rPr>
                   <w:rFonts w:ascii="Arial" w:cs="Arial" w:eastAsia="Arial" w:hAnsi="Arial"/>
@@ -1935,7 +1935,7 @@
               </w:rPr>
               <w:t xml:space="preserve">Correctly classifies quantities as scalars or vectors with clear reasons</w:t>
             </w:r>
-            <w:ins w:id="9037" w:author="Claude (AI) - proposed" w:date="2026-10-15T12:58:24Z">
+            <w:ins w:id="9037" w:author="Claude (AI) - proposed" w:date="2026-10-18T00:31:33Z">
               <w:r>
                 <w:rPr>
                   <w:rFonts w:ascii="Arial" w:cs="Arial" w:eastAsia="Arial" w:hAnsi="Arial"/>
@@ -1963,7 +1963,7 @@
               </w:rPr>
               <w:t xml:space="preserve">, and explains fully how </w:t>
             </w:r>
-            <w:del w:id="9038" w:author="Claude (AI) - proposed" w:date="2026-10-15T12:58:24Z">
+            <w:del w:id="9038" w:author="Claude (AI) - proposed" w:date="2026-10-18T00:31:33Z">
               <w:r>
                 <w:rPr>
                   <w:rFonts w:ascii="Arial" w:cs="Arial" w:eastAsia="Arial" w:hAnsi="Arial"/>
@@ -1978,7 +1978,7 @@
                 <w:delText xml:space="preserve">treating velocity as a scalar caused the ferry to miss</w:delText>
               </w:r>
             </w:del>
-            <w:ins w:id="9039" w:author="Claude (AI) - proposed" w:date="2026-10-15T12:58:24Z">
+            <w:ins w:id="9039" w:author="Claude (AI) - proposed" w:date="2026-10-18T00:31:33Z">
               <w:r>
                 <w:rPr>
                   <w:rFonts w:ascii="Arial" w:cs="Arial" w:eastAsia="Arial" w:hAnsi="Arial"/>
@@ -2026,7 +2026,7 @@
               <w:spacing w:after="40" w:before="0"/>
               <w:jc w:val="left"/>
             </w:pPr>
-            <w:ins w:id="9040" w:author="Claude (AI) - proposed" w:date="2026-10-15T12:58:24Z">
+            <w:ins w:id="9040" w:author="Claude (AI) - proposed" w:date="2026-10-18T00:31:33Z">
               <w:r>
                 <w:rPr>
                   <w:rFonts w:ascii="Arial" w:cs="Arial" w:eastAsia="Arial" w:hAnsi="Arial"/>
@@ -2074,7 +2074,7 @@
               <w:spacing w:after="40" w:before="0"/>
               <w:jc w:val="left"/>
             </w:pPr>
-            <w:del w:id="9041" w:author="Claude (AI) - proposed" w:date="2026-10-15T12:58:24Z">
+            <w:del w:id="9041" w:author="Claude (AI) - proposed" w:date="2026-10-18T00:31:33Z">
               <w:r>
                 <w:rPr>
                   <w:rFonts w:ascii="Arial" w:cs="Arial" w:eastAsia="Arial" w:hAnsi="Arial"/>
@@ -2089,7 +2089,7 @@
                 <w:delText xml:space="preserve">Confuses</w:delText>
               </w:r>
             </w:del>
-            <w:ins w:id="9042" w:author="Claude (AI) - proposed" w:date="2026-10-15T12:58:24Z">
+            <w:ins w:id="9042" w:author="Claude (AI) - proposed" w:date="2026-10-18T00:31:33Z">
               <w:r>
                 <w:rPr>
                   <w:rFonts w:ascii="Arial" w:cs="Arial" w:eastAsia="Arial" w:hAnsi="Arial"/>
@@ -2117,7 +2117,7 @@
               </w:rPr>
               <w:t xml:space="preserve"> scalars and vectors</w:t>
             </w:r>
-            <w:del w:id="9043" w:author="Claude (AI) - proposed" w:date="2026-10-15T12:58:24Z">
+            <w:del w:id="9043" w:author="Claude (AI) - proposed" w:date="2026-10-18T00:31:33Z">
               <w:r>
                 <w:rPr>
                   <w:rFonts w:ascii="Arial" w:cs="Arial" w:eastAsia="Arial" w:hAnsi="Arial"/>
@@ -2132,7 +2132,7 @@
                 <w:delText xml:space="preserve"> or does not link</w:delText>
               </w:r>
             </w:del>
-            <w:ins w:id="9044" w:author="Claude (AI) - proposed" w:date="2026-10-15T12:58:24Z">
+            <w:ins w:id="9044" w:author="Claude (AI) - proposed" w:date="2026-10-18T00:31:33Z">
               <w:r>
                 <w:rPr>
                   <w:rFonts w:ascii="Arial" w:cs="Arial" w:eastAsia="Arial" w:hAnsi="Arial"/>
@@ -2160,7 +2160,7 @@
               </w:rPr>
               <w:t xml:space="preserve"> direction to the ferry missing Mbita</w:t>
             </w:r>
-            <w:ins w:id="9045" w:author="Claude (AI) - proposed" w:date="2026-10-15T12:58:24Z">
+            <w:ins w:id="9045" w:author="Claude (AI) - proposed" w:date="2026-10-18T00:31:33Z">
               <w:r>
                 <w:rPr>
                   <w:rFonts w:ascii="Arial" w:cs="Arial" w:eastAsia="Arial" w:hAnsi="Arial"/>
@@ -2243,7 +2243,7 @@
               <w:spacing w:after="40" w:before="0"/>
               <w:jc w:val="left"/>
             </w:pPr>
-            <w:ins w:id="9046" w:author="Claude (AI) - proposed" w:date="2026-10-15T12:58:24Z">
+            <w:ins w:id="9046" w:author="Claude (AI) - proposed" w:date="2026-10-18T00:31:33Z">
               <w:r>
                 <w:rPr>
                   <w:rFonts w:ascii="Arial" w:cs="Arial" w:eastAsia="Arial" w:hAnsi="Arial"/>
@@ -2271,7 +2271,7 @@
               </w:rPr>
               <w:t xml:space="preserve">Writes all column and position vectors with correct signs, adds them accurately, </w:t>
             </w:r>
-            <w:del w:id="9047" w:author="Claude (AI) - proposed" w:date="2026-10-15T12:58:24Z">
+            <w:del w:id="9047" w:author="Claude (AI) - proposed" w:date="2026-10-18T00:31:33Z">
               <w:r>
                 <w:rPr>
                   <w:rFonts w:ascii="Arial" w:cs="Arial" w:eastAsia="Arial" w:hAnsi="Arial"/>
@@ -2299,7 +2299,7 @@
               </w:rPr>
               <w:t xml:space="preserve">explains both triangle and parallelogram laws</w:t>
             </w:r>
-            <w:ins w:id="9048" w:author="Claude (AI) - proposed" w:date="2026-10-15T12:58:24Z">
+            <w:ins w:id="9048" w:author="Claude (AI) - proposed" w:date="2026-10-18T00:31:33Z">
               <w:r>
                 <w:rPr>
                   <w:rFonts w:ascii="Arial" w:cs="Arial" w:eastAsia="Arial" w:hAnsi="Arial"/>
@@ -2347,7 +2347,7 @@
               <w:spacing w:after="40" w:before="0"/>
               <w:jc w:val="left"/>
             </w:pPr>
-            <w:ins w:id="9049" w:author="Claude (AI) - proposed" w:date="2026-10-15T12:58:24Z">
+            <w:ins w:id="9049" w:author="Claude (AI) - proposed" w:date="2026-10-18T00:31:33Z">
               <w:r>
                 <w:rPr>
                   <w:rFonts w:ascii="Arial" w:cs="Arial" w:eastAsia="Arial" w:hAnsi="Arial"/>
@@ -2375,7 +2375,7 @@
               </w:rPr>
               <w:t xml:space="preserve">Writes and adds the column vectors correctly</w:t>
             </w:r>
-            <w:ins w:id="9050" w:author="Claude (AI) - proposed" w:date="2026-10-15T12:58:24Z">
+            <w:ins w:id="9050" w:author="Claude (AI) - proposed" w:date="2026-10-18T00:31:33Z">
               <w:r>
                 <w:rPr>
                   <w:rFonts w:ascii="Arial" w:cs="Arial" w:eastAsia="Arial" w:hAnsi="Arial"/>
@@ -2423,7 +2423,7 @@
               <w:spacing w:after="40" w:before="0"/>
               <w:jc w:val="left"/>
             </w:pPr>
-            <w:ins w:id="9051" w:author="Claude (AI) - proposed" w:date="2026-10-15T12:58:24Z">
+            <w:ins w:id="9051" w:author="Claude (AI) - proposed" w:date="2026-10-18T00:31:33Z">
               <w:r>
                 <w:rPr>
                   <w:rFonts w:ascii="Arial" w:cs="Arial" w:eastAsia="Arial" w:hAnsi="Arial"/>
@@ -2506,7 +2506,7 @@
               <w:spacing w:after="40" w:before="0"/>
               <w:jc w:val="left"/>
             </w:pPr>
-            <w:ins w:id="9052" w:author="Claude (AI) - proposed" w:date="2026-10-15T12:58:24Z">
+            <w:ins w:id="9052" w:author="Claude (AI) - proposed" w:date="2026-10-18T00:31:33Z">
               <w:r>
                 <w:rPr>
                   <w:rFonts w:ascii="Arial" w:cs="Arial" w:eastAsia="Arial" w:hAnsi="Arial"/>
@@ -2534,7 +2534,7 @@
               </w:rPr>
               <w:t xml:space="preserve">Uses Pythagoras and arctan accurately with units and sensible rounding (about 21.5 km/h, 21.8° south of east, 24 km drift, 23.6° correction</w:t>
             </w:r>
-            <w:ins w:id="9053" w:author="Claude (AI) - proposed" w:date="2026-10-15T12:58:24Z">
+            <w:ins w:id="9053" w:author="Claude (AI) - proposed" w:date="2026-10-18T00:31:33Z">
               <w:r>
                 <w:rPr>
                   <w:rFonts w:ascii="Arial" w:cs="Arial" w:eastAsia="Arial" w:hAnsi="Arial"/>
@@ -2582,7 +2582,7 @@
               <w:spacing w:after="40" w:before="0"/>
               <w:jc w:val="left"/>
             </w:pPr>
-            <w:ins w:id="9054" w:author="Claude (AI) - proposed" w:date="2026-10-15T12:58:24Z">
+            <w:ins w:id="9054" w:author="Claude (AI) - proposed" w:date="2026-10-18T00:31:33Z">
               <w:r>
                 <w:rPr>
                   <w:rFonts w:ascii="Arial" w:cs="Arial" w:eastAsia="Arial" w:hAnsi="Arial"/>
@@ -2630,7 +2630,7 @@
               <w:spacing w:after="40" w:before="0"/>
               <w:jc w:val="left"/>
             </w:pPr>
-            <w:del w:id="9055" w:author="Claude (AI) - proposed" w:date="2026-10-15T12:58:24Z">
+            <w:del w:id="9055" w:author="Claude (AI) - proposed" w:date="2026-10-18T00:31:33Z">
               <w:r>
                 <w:rPr>
                   <w:rFonts w:ascii="Arial" w:cs="Arial" w:eastAsia="Arial" w:hAnsi="Arial"/>
@@ -2645,7 +2645,7 @@
                 <w:delText xml:space="preserve">Cannot set</w:delText>
               </w:r>
             </w:del>
-            <w:ins w:id="9056" w:author="Claude (AI) - proposed" w:date="2026-10-15T12:58:24Z">
+            <w:ins w:id="9056" w:author="Claude (AI) - proposed" w:date="2026-10-18T00:31:33Z">
               <w:r>
                 <w:rPr>
                   <w:rFonts w:ascii="Arial" w:cs="Arial" w:eastAsia="Arial" w:hAnsi="Arial"/>
@@ -2673,7 +2673,7 @@
               </w:rPr>
               <w:t xml:space="preserve"> up the right-angled triangle </w:t>
             </w:r>
-            <w:del w:id="9057" w:author="Claude (AI) - proposed" w:date="2026-10-15T12:58:24Z">
+            <w:del w:id="9057" w:author="Claude (AI) - proposed" w:date="2026-10-18T00:31:33Z">
               <w:r>
                 <w:rPr>
                   <w:rFonts w:ascii="Arial" w:cs="Arial" w:eastAsia="Arial" w:hAnsi="Arial"/>
@@ -2688,7 +2688,7 @@
                 <w:delText xml:space="preserve">or</w:delText>
               </w:r>
             </w:del>
-            <w:ins w:id="9058" w:author="Claude (AI) - proposed" w:date="2026-10-15T12:58:24Z">
+            <w:ins w:id="9058" w:author="Claude (AI) - proposed" w:date="2026-10-18T00:31:33Z">
               <w:r>
                 <w:rPr>
                   <w:rFonts w:ascii="Arial" w:cs="Arial" w:eastAsia="Arial" w:hAnsi="Arial"/>
@@ -2716,7 +2716,7 @@
               </w:rPr>
               <w:t xml:space="preserve"> calculate magnitude and angle correctly</w:t>
             </w:r>
-            <w:ins w:id="9059" w:author="Claude (AI) - proposed" w:date="2026-10-15T12:58:24Z">
+            <w:ins w:id="9059" w:author="Claude (AI) - proposed" w:date="2026-10-18T00:31:33Z">
               <w:r>
                 <w:rPr>
                   <w:rFonts w:ascii="Arial" w:cs="Arial" w:eastAsia="Arial" w:hAnsi="Arial"/>
@@ -2779,7 +2779,7 @@
               </w:rPr>
               <w:t xml:space="preserve">Correction</w:t>
             </w:r>
-            <w:del w:id="9060" w:author="Claude (AI) - proposed" w:date="2026-10-15T12:58:24Z">
+            <w:del w:id="9060" w:author="Claude (AI) - proposed" w:date="2026-10-18T00:31:33Z">
               <w:r>
                 <w:rPr>
                   <w:rFonts w:ascii="Arial" w:cs="Arial" w:eastAsia="Arial" w:hAnsi="Arial"/>
@@ -2794,7 +2794,7 @@
                 <w:delText xml:space="preserve"> and scalar multiplication</w:delText>
               </w:r>
             </w:del>
-            <w:ins w:id="9061" w:author="Claude (AI) - proposed" w:date="2026-10-15T12:58:24Z">
+            <w:ins w:id="9061" w:author="Claude (AI) - proposed" w:date="2026-10-18T00:31:33Z">
               <w:r>
                 <w:rPr>
                   <w:rFonts w:ascii="Arial" w:cs="Arial" w:eastAsia="Arial" w:hAnsi="Arial"/>
@@ -2829,7 +2829,7 @@
               <w:spacing w:after="40" w:before="0"/>
               <w:jc w:val="left"/>
             </w:pPr>
-            <w:ins w:id="9062" w:author="Claude (AI) - proposed" w:date="2026-10-15T12:58:24Z">
+            <w:ins w:id="9062" w:author="Claude (AI) - proposed" w:date="2026-10-18T00:31:33Z">
               <w:r>
                 <w:rPr>
                   <w:rFonts w:ascii="Arial" w:cs="Arial" w:eastAsia="Arial" w:hAnsi="Arial"/>
@@ -2857,7 +2857,7 @@
               </w:rPr>
               <w:t xml:space="preserve">Explains subtraction of position vectors, the negative and zero vector, and parallel scalar multiples, and applies them correctly to the corrected heading</w:t>
             </w:r>
-            <w:del w:id="9063" w:author="Claude (AI) - proposed" w:date="2026-10-15T12:58:24Z">
+            <w:del w:id="9063" w:author="Claude (AI) - proposed" w:date="2026-10-18T00:31:33Z">
               <w:r>
                 <w:rPr>
                   <w:rFonts w:ascii="Arial" w:cs="Arial" w:eastAsia="Arial" w:hAnsi="Arial"/>
@@ -2872,7 +2872,7 @@
                 <w:delText xml:space="preserve"> and doubled current</w:delText>
               </w:r>
             </w:del>
-            <w:ins w:id="9064" w:author="Claude (AI) - proposed" w:date="2026-10-15T12:58:24Z">
+            <w:ins w:id="9064" w:author="Claude (AI) - proposed" w:date="2026-10-18T00:31:33Z">
               <w:r>
                 <w:rPr>
                   <w:rFonts w:ascii="Arial" w:cs="Arial" w:eastAsia="Arial" w:hAnsi="Arial"/>
@@ -2920,7 +2920,7 @@
               <w:spacing w:after="40" w:before="0"/>
               <w:jc w:val="left"/>
             </w:pPr>
-            <w:ins w:id="9065" w:author="Claude (AI) - proposed" w:date="2026-10-15T12:58:24Z">
+            <w:ins w:id="9065" w:author="Claude (AI) - proposed" w:date="2026-10-18T00:31:33Z">
               <w:r>
                 <w:rPr>
                   <w:rFonts w:ascii="Arial" w:cs="Arial" w:eastAsia="Arial" w:hAnsi="Arial"/>
@@ -2948,7 +2948,7 @@
               </w:rPr>
               <w:t xml:space="preserve">Applies most of these ideas correctly</w:t>
             </w:r>
-            <w:ins w:id="9066" w:author="Claude (AI) - proposed" w:date="2026-10-15T12:58:24Z">
+            <w:ins w:id="9066" w:author="Claude (AI) - proposed" w:date="2026-10-18T00:31:33Z">
               <w:r>
                 <w:rPr>
                   <w:rFonts w:ascii="Arial" w:cs="Arial" w:eastAsia="Arial" w:hAnsi="Arial"/>
@@ -2996,7 +2996,7 @@
               <w:spacing w:after="40" w:before="0"/>
               <w:jc w:val="left"/>
             </w:pPr>
-            <w:del w:id="9067" w:author="Claude (AI) - proposed" w:date="2026-10-15T12:58:24Z">
+            <w:del w:id="9067" w:author="Claude (AI) - proposed" w:date="2026-10-18T00:31:33Z">
               <w:r>
                 <w:rPr>
                   <w:rFonts w:ascii="Arial" w:cs="Arial" w:eastAsia="Arial" w:hAnsi="Arial"/>
@@ -3011,7 +3011,7 @@
                 <w:delText xml:space="preserve">Does not connect</w:delText>
               </w:r>
             </w:del>
-            <w:ins w:id="9068" w:author="Claude (AI) - proposed" w:date="2026-10-15T12:58:24Z">
+            <w:ins w:id="9068" w:author="Claude (AI) - proposed" w:date="2026-10-18T00:31:33Z">
               <w:r>
                 <w:rPr>
                   <w:rFonts w:ascii="Arial" w:cs="Arial" w:eastAsia="Arial" w:hAnsi="Arial"/>
@@ -3039,7 +3039,7 @@
               </w:rPr>
               <w:t xml:space="preserve"> subtraction or scalar multiplication to correcting the ferry's course</w:t>
             </w:r>
-            <w:ins w:id="9069" w:author="Claude (AI) - proposed" w:date="2026-10-15T12:58:24Z">
+            <w:ins w:id="9069" w:author="Claude (AI) - proposed" w:date="2026-10-18T00:31:33Z">
               <w:r>
                 <w:rPr>
                   <w:rFonts w:ascii="Arial" w:cs="Arial" w:eastAsia="Arial" w:hAnsi="Arial"/>
@@ -3122,7 +3122,7 @@
               <w:spacing w:after="40" w:before="0"/>
               <w:jc w:val="left"/>
             </w:pPr>
-            <w:ins w:id="9070" w:author="Claude (AI) - proposed" w:date="2026-10-15T12:58:24Z">
+            <w:ins w:id="9070" w:author="Claude (AI) - proposed" w:date="2026-10-18T00:31:33Z">
               <w:r>
                 <w:rPr>
                   <w:rFonts w:ascii="Arial" w:cs="Arial" w:eastAsia="Arial" w:hAnsi="Arial"/>
@@ -3170,7 +3170,7 @@
               <w:spacing w:after="40" w:before="0"/>
               <w:jc w:val="left"/>
             </w:pPr>
-            <w:ins w:id="9071" w:author="Claude (AI) - proposed" w:date="2026-10-15T12:58:24Z">
+            <w:ins w:id="9071" w:author="Claude (AI) - proposed" w:date="2026-10-18T00:31:33Z">
               <w:r>
                 <w:rPr>
                   <w:rFonts w:ascii="Arial" w:cs="Arial" w:eastAsia="Arial" w:hAnsi="Arial"/>
@@ -3218,7 +3218,7 @@
               <w:spacing w:after="40" w:before="0"/>
               <w:jc w:val="left"/>
             </w:pPr>
-            <w:ins w:id="9072" w:author="Claude (AI) - proposed" w:date="2026-10-15T12:58:24Z">
+            <w:ins w:id="9072" w:author="Claude (AI) - proposed" w:date="2026-10-18T00:31:33Z">
               <w:r>
                 <w:rPr>
                   <w:rFonts w:ascii="Arial" w:cs="Arial" w:eastAsia="Arial" w:hAnsi="Arial"/>
@@ -3368,7 +3368,7 @@
         </w:rPr>
         <w:t xml:space="preserve">© 2026 SeaVuria and ARES. This work is licensed under a </w:t>
       </w:r>
-      <w:hyperlink w:history="1" r:id="rIdtgxxufuxq5d7ht1yxj6fd">
+      <w:hyperlink w:history="1" r:id="rIdxpe2oav00hiapievhvfkt">
         <w:r>
           <w:rPr>
             <w:rFonts w:ascii="Arial" w:cs="Arial" w:eastAsia="Arial" w:hAnsi="Arial"/>
@@ -3388,7 +3388,7 @@
         </w:rPr>
         <w:t xml:space="preserve"> (</w:t>
       </w:r>
-      <w:hyperlink w:history="1" r:id="rIdtpwtukrcfku5jpwmovt38">
+      <w:hyperlink w:history="1" r:id="rIddxwjlmgavb-p_u6nui2ie">
         <w:r>
           <w:rPr>
             <w:rFonts w:ascii="Arial" w:cs="Arial" w:eastAsia="Arial" w:hAnsi="Arial"/>
@@ -3408,7 +3408,7 @@
         </w:rPr>
         <w:t xml:space="preserve">). To view a copy of this license, visit </w:t>
       </w:r>
-      <w:hyperlink w:history="1" r:id="rIdzgvjgv5iv3u4gxej-vk67">
+      <w:hyperlink w:history="1" r:id="rIdwrs9cepsswex-4h_ge6l4">
         <w:r>
           <w:rPr>
             <w:rFonts w:ascii="Arial" w:cs="Arial" w:eastAsia="Arial" w:hAnsi="Arial"/>
